--- a/Backend/templates/CV of Totaco Template.docx
+++ b/Backend/templates/CV of Totaco Template.docx
@@ -260,9 +260,52 @@
         </w:tc>
       </w:tr>
     </w:tbl>
+    <w:p/>
+    <w:tbl>
+      <w:tblPr>
+        <w:tblW w:w="5000" w:type="pct"/>
+        <w:jc w:val="center"/>
+        <w:tblLook w:val="04A0" w:firstRow="1" w:lastRow="0" w:firstColumn="1" w:lastColumn="0" w:noHBand="0" w:noVBand="1"/>
+      </w:tblPr>
+      <w:tblGrid>
+        <w:gridCol w:w="9475"/>
+      </w:tblGrid>
+      <w:tr>
+        <w:trPr>
+          <w:jc w:val="center"/>
+        </w:trPr>
+        <w:tc>
+          <w:tcPr>
+            <w:tcW w:w="5000" w:type="pct"/>
+            <w:shd w:val="clear" w:color="auto" w:fill="000000"/>
+            <w:vAlign w:val="center"/>
+          </w:tcPr>
+          <w:p>
+            <w:pPr>
+              <w:spacing w:before="60" w:after="60"/>
+              <w:jc w:val="center"/>
+            </w:pPr>
+            <w:r>
+              <w:rPr>
+                <w:rFonts w:ascii="Calibri" w:hAnsi="Calibri" w:cs="Calibri"/>
+                <w:b/>
+                <w:color w:val="FFFFFF"/>
+              </w:rPr>
+              <w:t>PERSONAL PROFILE</w:t>
+            </w:r>
+          </w:p>
+        </w:tc>
+      </w:tr>
+    </w:tbl>
     <w:p>
       <w:pPr>
-        <w:spacing w:after="100"/>
+        <w:rPr>
+          <w:rFonts w:ascii="Calibri" w:hAnsi="Calibri" w:cs="Calibri"/>
+          <w:color w:val="000000"/>
+          <w:sz w:val="22"/>
+          <w:szCs w:val="22"/>
+          <w:lang w:val="en-GB"/>
+        </w:rPr>
       </w:pPr>
     </w:p>
     <w:tbl>
@@ -295,7 +338,7 @@
                 <w:b/>
                 <w:color w:val="FFFFFF"/>
               </w:rPr>
-              <w:t>PERSONAL PROFILE</w:t>
+              <w:t>SUMMARY OF EMPLOYMENT</w:t>
             </w:r>
           </w:p>
         </w:tc>
@@ -306,9 +349,722 @@
         <w:spacing w:after="120"/>
       </w:pPr>
     </w:p>
+    <w:tbl>
+      <w:tblPr>
+        <w:tblW w:w="5069" w:type="pct"/>
+        <w:tblLook w:val="04A0" w:firstRow="1" w:lastRow="0" w:firstColumn="1" w:lastColumn="0" w:noHBand="0" w:noVBand="1"/>
+      </w:tblPr>
+      <w:tblGrid>
+        <w:gridCol w:w="962"/>
+        <w:gridCol w:w="438"/>
+        <w:gridCol w:w="1341"/>
+        <w:gridCol w:w="38"/>
+        <w:gridCol w:w="3883"/>
+        <w:gridCol w:w="2665"/>
+        <w:gridCol w:w="279"/>
+      </w:tblGrid>
+      <w:tr>
+        <w:tc>
+          <w:tcPr>
+            <w:tcW w:w="729" w:type="pct"/>
+            <w:gridSpan w:val="2"/>
+            <w:shd w:val="clear" w:color="auto" w:fill="F2F2F2"/>
+            <w:vAlign w:val="center"/>
+          </w:tcPr>
+          <w:p>
+            <w:pPr>
+              <w:spacing w:before="40" w:after="40"/>
+              <w:rPr>
+                <w:rFonts w:ascii="Calibri" w:hAnsi="Calibri" w:cs="Calibri"/>
+                <w:b/>
+                <w:color w:val="000000"/>
+                <w:lang w:val="en-GB"/>
+              </w:rPr>
+            </w:pPr>
+            <w:r>
+              <w:rPr>
+                <w:rFonts w:ascii="Calibri" w:hAnsi="Calibri" w:cs="Calibri"/>
+                <w:b/>
+                <w:color w:val="000000"/>
+                <w:lang w:val="en-GB"/>
+              </w:rPr>
+              <w:t>FROM</w:t>
+            </w:r>
+          </w:p>
+        </w:tc>
+        <w:tc>
+          <w:tcPr>
+            <w:tcW w:w="698" w:type="pct"/>
+            <w:shd w:val="clear" w:color="auto" w:fill="F2F2F2"/>
+            <w:vAlign w:val="center"/>
+          </w:tcPr>
+          <w:p>
+            <w:pPr>
+              <w:spacing w:before="40" w:after="40"/>
+              <w:rPr>
+                <w:rFonts w:ascii="Calibri" w:hAnsi="Calibri" w:cs="Calibri"/>
+                <w:b/>
+                <w:color w:val="000000"/>
+                <w:lang w:val="en-GB"/>
+              </w:rPr>
+            </w:pPr>
+            <w:r>
+              <w:rPr>
+                <w:rFonts w:ascii="Calibri" w:hAnsi="Calibri" w:cs="Calibri"/>
+                <w:b/>
+                <w:color w:val="000000"/>
+                <w:lang w:val="en-GB"/>
+              </w:rPr>
+              <w:t>TO</w:t>
+            </w:r>
+          </w:p>
+        </w:tc>
+        <w:tc>
+          <w:tcPr>
+            <w:tcW w:w="2040" w:type="pct"/>
+            <w:gridSpan w:val="2"/>
+            <w:shd w:val="clear" w:color="auto" w:fill="F2F2F2"/>
+            <w:vAlign w:val="center"/>
+          </w:tcPr>
+          <w:p>
+            <w:pPr>
+              <w:spacing w:before="40" w:after="40"/>
+              <w:ind w:left="-112" w:firstLine="46"/>
+              <w:rPr>
+                <w:rFonts w:ascii="Calibri" w:hAnsi="Calibri" w:cs="Calibri"/>
+                <w:b/>
+                <w:color w:val="000000"/>
+                <w:lang w:val="en-GB"/>
+              </w:rPr>
+            </w:pPr>
+            <w:r>
+              <w:rPr>
+                <w:rFonts w:ascii="Calibri" w:hAnsi="Calibri" w:cs="Calibri"/>
+                <w:b/>
+                <w:color w:val="000000"/>
+                <w:lang w:val="en-GB"/>
+              </w:rPr>
+              <w:t xml:space="preserve">     </w:t>
+            </w:r>
+            <w:r>
+              <w:rPr>
+                <w:rFonts w:ascii="Calibri" w:hAnsi="Calibri" w:cs="Calibri"/>
+                <w:b/>
+                <w:color w:val="000000"/>
+                <w:lang w:val="en-GB"/>
+              </w:rPr>
+              <w:t>COMPANY NAME</w:t>
+            </w:r>
+          </w:p>
+        </w:tc>
+        <w:tc>
+          <w:tcPr>
+            <w:tcW w:w="1532" w:type="pct"/>
+            <w:gridSpan w:val="2"/>
+            <w:shd w:val="clear" w:color="auto" w:fill="F2F2F2"/>
+            <w:vAlign w:val="center"/>
+          </w:tcPr>
+          <w:p>
+            <w:pPr>
+              <w:spacing w:before="40" w:after="40"/>
+              <w:ind w:left="-111"/>
+              <w:rPr>
+                <w:rFonts w:ascii="Calibri" w:hAnsi="Calibri" w:cs="Calibri"/>
+                <w:b/>
+                <w:color w:val="000000"/>
+                <w:lang w:val="en-GB"/>
+              </w:rPr>
+            </w:pPr>
+            <w:r>
+              <w:rPr>
+                <w:rFonts w:ascii="Calibri" w:hAnsi="Calibri" w:cs="Calibri"/>
+                <w:b/>
+                <w:color w:val="000000"/>
+                <w:lang w:val="en-GB"/>
+              </w:rPr>
+              <w:t xml:space="preserve">  </w:t>
+            </w:r>
+            <w:r>
+              <w:rPr>
+                <w:rFonts w:ascii="Calibri" w:hAnsi="Calibri" w:cs="Calibri"/>
+                <w:b/>
+                <w:color w:val="000000"/>
+                <w:lang w:val="en-GB"/>
+              </w:rPr>
+              <w:t>POSITION</w:t>
+            </w:r>
+          </w:p>
+        </w:tc>
+      </w:tr>
+      <w:tr>
+        <w:trPr>
+          <w:gridAfter w:val="1"/>
+          <w:wAfter w:w="145" w:type="pct"/>
+          <w:trHeight w:val="290"/>
+        </w:trPr>
+        <w:tc>
+          <w:tcPr>
+            <w:tcW w:w="501" w:type="pct"/>
+            <w:tcBorders>
+              <w:top w:val="nil"/>
+              <w:left w:val="nil"/>
+              <w:bottom w:val="nil"/>
+              <w:right w:val="nil"/>
+            </w:tcBorders>
+            <w:noWrap/>
+            <w:vAlign w:val="center"/>
+          </w:tcPr>
+          <w:p>
+            <w:pPr>
+              <w:jc w:val="center"/>
+              <w:rPr>
+                <w:rFonts w:ascii="Calibri" w:hAnsi="Calibri" w:cs="Calibri"/>
+                <w:color w:val="000000"/>
+                <w:sz w:val="22"/>
+                <w:szCs w:val="22"/>
+              </w:rPr>
+            </w:pPr>
+          </w:p>
+        </w:tc>
+        <w:tc>
+          <w:tcPr>
+            <w:tcW w:w="946" w:type="pct"/>
+            <w:gridSpan w:val="3"/>
+            <w:tcBorders>
+              <w:top w:val="nil"/>
+              <w:left w:val="nil"/>
+              <w:bottom w:val="nil"/>
+              <w:right w:val="nil"/>
+            </w:tcBorders>
+            <w:noWrap/>
+            <w:vAlign w:val="center"/>
+          </w:tcPr>
+          <w:p>
+            <w:pPr>
+              <w:jc w:val="center"/>
+              <w:rPr>
+                <w:rFonts w:ascii="Calibri" w:hAnsi="Calibri" w:cs="Calibri"/>
+                <w:color w:val="000000"/>
+                <w:sz w:val="22"/>
+                <w:szCs w:val="22"/>
+              </w:rPr>
+            </w:pPr>
+          </w:p>
+        </w:tc>
+        <w:tc>
+          <w:tcPr>
+            <w:tcW w:w="2021" w:type="pct"/>
+            <w:tcBorders>
+              <w:top w:val="nil"/>
+              <w:left w:val="nil"/>
+              <w:bottom w:val="nil"/>
+              <w:right w:val="nil"/>
+            </w:tcBorders>
+            <w:noWrap/>
+            <w:vAlign w:val="center"/>
+          </w:tcPr>
+          <w:p>
+            <w:pPr>
+              <w:ind w:left="-105"/>
+              <w:jc w:val="left"/>
+              <w:rPr>
+                <w:rFonts w:ascii="Calibri" w:hAnsi="Calibri" w:cs="Calibri"/>
+                <w:color w:val="000000"/>
+                <w:sz w:val="22"/>
+                <w:szCs w:val="22"/>
+              </w:rPr>
+            </w:pPr>
+          </w:p>
+        </w:tc>
+        <w:tc>
+          <w:tcPr>
+            <w:tcW w:w="1387" w:type="pct"/>
+            <w:tcBorders>
+              <w:top w:val="nil"/>
+              <w:left w:val="nil"/>
+              <w:bottom w:val="nil"/>
+              <w:right w:val="nil"/>
+            </w:tcBorders>
+            <w:noWrap/>
+            <w:vAlign w:val="center"/>
+          </w:tcPr>
+          <w:p>
+            <w:pPr>
+              <w:ind w:left="-111"/>
+              <w:jc w:val="left"/>
+              <w:rPr>
+                <w:rFonts w:ascii="Calibri" w:hAnsi="Calibri" w:cs="Calibri"/>
+                <w:color w:val="000000"/>
+                <w:sz w:val="22"/>
+                <w:szCs w:val="22"/>
+              </w:rPr>
+            </w:pPr>
+          </w:p>
+        </w:tc>
+      </w:tr>
+      <w:tr>
+        <w:trPr>
+          <w:gridAfter w:val="1"/>
+          <w:wAfter w:w="145" w:type="pct"/>
+          <w:trHeight w:val="290"/>
+        </w:trPr>
+        <w:tc>
+          <w:tcPr>
+            <w:tcW w:w="501" w:type="pct"/>
+            <w:tcBorders>
+              <w:top w:val="nil"/>
+              <w:left w:val="nil"/>
+              <w:bottom w:val="nil"/>
+              <w:right w:val="nil"/>
+            </w:tcBorders>
+            <w:noWrap/>
+            <w:vAlign w:val="center"/>
+          </w:tcPr>
+          <w:p>
+            <w:pPr>
+              <w:jc w:val="center"/>
+              <w:rPr>
+                <w:rFonts w:ascii="Calibri" w:hAnsi="Calibri" w:cs="Calibri"/>
+                <w:color w:val="000000"/>
+                <w:sz w:val="22"/>
+                <w:szCs w:val="22"/>
+              </w:rPr>
+            </w:pPr>
+          </w:p>
+        </w:tc>
+        <w:tc>
+          <w:tcPr>
+            <w:tcW w:w="946" w:type="pct"/>
+            <w:gridSpan w:val="3"/>
+            <w:tcBorders>
+              <w:top w:val="nil"/>
+              <w:left w:val="nil"/>
+              <w:bottom w:val="nil"/>
+              <w:right w:val="nil"/>
+            </w:tcBorders>
+            <w:noWrap/>
+            <w:vAlign w:val="center"/>
+          </w:tcPr>
+          <w:p>
+            <w:pPr>
+              <w:jc w:val="center"/>
+              <w:rPr>
+                <w:rFonts w:ascii="Calibri" w:hAnsi="Calibri" w:cs="Calibri"/>
+                <w:color w:val="000000"/>
+                <w:sz w:val="22"/>
+                <w:szCs w:val="22"/>
+              </w:rPr>
+            </w:pPr>
+          </w:p>
+        </w:tc>
+        <w:tc>
+          <w:tcPr>
+            <w:tcW w:w="2021" w:type="pct"/>
+            <w:tcBorders>
+              <w:top w:val="nil"/>
+              <w:left w:val="nil"/>
+              <w:bottom w:val="nil"/>
+              <w:right w:val="nil"/>
+            </w:tcBorders>
+            <w:noWrap/>
+            <w:vAlign w:val="center"/>
+          </w:tcPr>
+          <w:p>
+            <w:pPr>
+              <w:jc w:val="left"/>
+              <w:rPr>
+                <w:rFonts w:ascii="Calibri" w:hAnsi="Calibri" w:cs="Calibri"/>
+                <w:color w:val="000000"/>
+                <w:sz w:val="22"/>
+                <w:szCs w:val="22"/>
+              </w:rPr>
+            </w:pPr>
+          </w:p>
+        </w:tc>
+        <w:tc>
+          <w:tcPr>
+            <w:tcW w:w="1387" w:type="pct"/>
+            <w:tcBorders>
+              <w:top w:val="nil"/>
+              <w:left w:val="nil"/>
+              <w:bottom w:val="nil"/>
+              <w:right w:val="nil"/>
+            </w:tcBorders>
+            <w:noWrap/>
+            <w:vAlign w:val="center"/>
+          </w:tcPr>
+          <w:p>
+            <w:pPr>
+              <w:ind w:left="-111"/>
+              <w:jc w:val="left"/>
+              <w:rPr>
+                <w:rFonts w:ascii="Calibri" w:hAnsi="Calibri" w:cs="Calibri"/>
+                <w:color w:val="000000"/>
+                <w:sz w:val="22"/>
+                <w:szCs w:val="22"/>
+              </w:rPr>
+            </w:pPr>
+          </w:p>
+        </w:tc>
+      </w:tr>
+      <w:tr>
+        <w:trPr>
+          <w:gridAfter w:val="1"/>
+          <w:wAfter w:w="145" w:type="pct"/>
+          <w:trHeight w:val="290"/>
+        </w:trPr>
+        <w:tc>
+          <w:tcPr>
+            <w:tcW w:w="501" w:type="pct"/>
+            <w:tcBorders>
+              <w:top w:val="nil"/>
+              <w:left w:val="nil"/>
+              <w:bottom w:val="nil"/>
+              <w:right w:val="nil"/>
+            </w:tcBorders>
+            <w:noWrap/>
+            <w:vAlign w:val="center"/>
+          </w:tcPr>
+          <w:p>
+            <w:pPr>
+              <w:jc w:val="center"/>
+              <w:rPr>
+                <w:rFonts w:ascii="Calibri" w:hAnsi="Calibri" w:cs="Calibri"/>
+                <w:color w:val="000000"/>
+                <w:sz w:val="22"/>
+                <w:szCs w:val="22"/>
+              </w:rPr>
+            </w:pPr>
+          </w:p>
+        </w:tc>
+        <w:tc>
+          <w:tcPr>
+            <w:tcW w:w="946" w:type="pct"/>
+            <w:gridSpan w:val="3"/>
+            <w:tcBorders>
+              <w:top w:val="nil"/>
+              <w:left w:val="nil"/>
+              <w:bottom w:val="nil"/>
+              <w:right w:val="nil"/>
+            </w:tcBorders>
+            <w:noWrap/>
+            <w:vAlign w:val="center"/>
+          </w:tcPr>
+          <w:p>
+            <w:pPr>
+              <w:jc w:val="center"/>
+              <w:rPr>
+                <w:rFonts w:ascii="Calibri" w:hAnsi="Calibri" w:cs="Calibri"/>
+                <w:color w:val="000000"/>
+                <w:sz w:val="22"/>
+                <w:szCs w:val="22"/>
+              </w:rPr>
+            </w:pPr>
+          </w:p>
+        </w:tc>
+        <w:tc>
+          <w:tcPr>
+            <w:tcW w:w="2021" w:type="pct"/>
+            <w:tcBorders>
+              <w:top w:val="nil"/>
+              <w:left w:val="nil"/>
+              <w:bottom w:val="nil"/>
+              <w:right w:val="nil"/>
+            </w:tcBorders>
+            <w:noWrap/>
+            <w:vAlign w:val="center"/>
+          </w:tcPr>
+          <w:p>
+            <w:pPr>
+              <w:ind w:left="-105" w:hanging="29"/>
+              <w:jc w:val="left"/>
+              <w:rPr>
+                <w:rFonts w:ascii="Calibri" w:hAnsi="Calibri" w:cs="Calibri"/>
+                <w:color w:val="000000"/>
+                <w:sz w:val="22"/>
+                <w:szCs w:val="22"/>
+              </w:rPr>
+            </w:pPr>
+          </w:p>
+        </w:tc>
+        <w:tc>
+          <w:tcPr>
+            <w:tcW w:w="1387" w:type="pct"/>
+            <w:tcBorders>
+              <w:top w:val="nil"/>
+              <w:left w:val="nil"/>
+              <w:bottom w:val="nil"/>
+              <w:right w:val="nil"/>
+            </w:tcBorders>
+            <w:noWrap/>
+            <w:vAlign w:val="center"/>
+          </w:tcPr>
+          <w:p>
+            <w:pPr>
+              <w:ind w:left="-111"/>
+              <w:jc w:val="left"/>
+              <w:rPr>
+                <w:rFonts w:ascii="Calibri" w:hAnsi="Calibri" w:cs="Calibri"/>
+                <w:color w:val="000000"/>
+                <w:sz w:val="22"/>
+                <w:szCs w:val="22"/>
+              </w:rPr>
+            </w:pPr>
+          </w:p>
+        </w:tc>
+      </w:tr>
+      <w:tr>
+        <w:trPr>
+          <w:gridAfter w:val="1"/>
+          <w:wAfter w:w="145" w:type="pct"/>
+          <w:trHeight w:val="290"/>
+        </w:trPr>
+        <w:tc>
+          <w:tcPr>
+            <w:tcW w:w="501" w:type="pct"/>
+            <w:tcBorders>
+              <w:top w:val="nil"/>
+              <w:left w:val="nil"/>
+              <w:bottom w:val="nil"/>
+              <w:right w:val="nil"/>
+            </w:tcBorders>
+            <w:noWrap/>
+            <w:vAlign w:val="center"/>
+          </w:tcPr>
+          <w:p>
+            <w:pPr>
+              <w:jc w:val="center"/>
+              <w:rPr>
+                <w:rFonts w:ascii="Calibri" w:hAnsi="Calibri" w:cs="Calibri"/>
+                <w:color w:val="000000"/>
+                <w:sz w:val="22"/>
+                <w:szCs w:val="22"/>
+              </w:rPr>
+            </w:pPr>
+          </w:p>
+        </w:tc>
+        <w:tc>
+          <w:tcPr>
+            <w:tcW w:w="946" w:type="pct"/>
+            <w:gridSpan w:val="3"/>
+            <w:tcBorders>
+              <w:top w:val="nil"/>
+              <w:left w:val="nil"/>
+              <w:bottom w:val="nil"/>
+              <w:right w:val="nil"/>
+            </w:tcBorders>
+            <w:noWrap/>
+            <w:vAlign w:val="center"/>
+          </w:tcPr>
+          <w:p>
+            <w:pPr>
+              <w:jc w:val="center"/>
+              <w:rPr>
+                <w:rFonts w:ascii="Calibri" w:hAnsi="Calibri" w:cs="Calibri"/>
+                <w:color w:val="000000"/>
+                <w:sz w:val="22"/>
+                <w:szCs w:val="22"/>
+              </w:rPr>
+            </w:pPr>
+          </w:p>
+        </w:tc>
+        <w:tc>
+          <w:tcPr>
+            <w:tcW w:w="2021" w:type="pct"/>
+            <w:tcBorders>
+              <w:top w:val="nil"/>
+              <w:left w:val="nil"/>
+              <w:bottom w:val="nil"/>
+              <w:right w:val="nil"/>
+            </w:tcBorders>
+            <w:noWrap/>
+            <w:vAlign w:val="center"/>
+          </w:tcPr>
+          <w:p>
+            <w:pPr>
+              <w:ind w:left="-105" w:hanging="29"/>
+              <w:jc w:val="left"/>
+              <w:rPr>
+                <w:rFonts w:ascii="Calibri" w:hAnsi="Calibri" w:cs="Calibri"/>
+                <w:color w:val="000000"/>
+                <w:sz w:val="22"/>
+                <w:szCs w:val="22"/>
+              </w:rPr>
+            </w:pPr>
+          </w:p>
+        </w:tc>
+        <w:tc>
+          <w:tcPr>
+            <w:tcW w:w="1387" w:type="pct"/>
+            <w:tcBorders>
+              <w:top w:val="nil"/>
+              <w:left w:val="nil"/>
+              <w:bottom w:val="nil"/>
+              <w:right w:val="nil"/>
+            </w:tcBorders>
+            <w:noWrap/>
+            <w:vAlign w:val="center"/>
+          </w:tcPr>
+          <w:p>
+            <w:pPr>
+              <w:ind w:left="-111"/>
+              <w:jc w:val="left"/>
+              <w:rPr>
+                <w:rFonts w:ascii="Calibri" w:hAnsi="Calibri" w:cs="Calibri"/>
+                <w:color w:val="000000"/>
+                <w:sz w:val="22"/>
+                <w:szCs w:val="22"/>
+              </w:rPr>
+            </w:pPr>
+          </w:p>
+        </w:tc>
+      </w:tr>
+      <w:tr>
+        <w:trPr>
+          <w:gridAfter w:val="1"/>
+          <w:wAfter w:w="145" w:type="pct"/>
+          <w:trHeight w:val="290"/>
+        </w:trPr>
+        <w:tc>
+          <w:tcPr>
+            <w:tcW w:w="501" w:type="pct"/>
+            <w:tcBorders>
+              <w:top w:val="nil"/>
+              <w:left w:val="nil"/>
+              <w:bottom w:val="nil"/>
+              <w:right w:val="nil"/>
+            </w:tcBorders>
+            <w:noWrap/>
+            <w:vAlign w:val="center"/>
+          </w:tcPr>
+          <w:p>
+            <w:pPr>
+              <w:jc w:val="center"/>
+              <w:rPr>
+                <w:rFonts w:ascii="Calibri" w:hAnsi="Calibri" w:cs="Calibri"/>
+                <w:color w:val="000000"/>
+                <w:sz w:val="22"/>
+                <w:szCs w:val="22"/>
+              </w:rPr>
+            </w:pPr>
+          </w:p>
+        </w:tc>
+        <w:tc>
+          <w:tcPr>
+            <w:tcW w:w="946" w:type="pct"/>
+            <w:gridSpan w:val="3"/>
+            <w:tcBorders>
+              <w:top w:val="nil"/>
+              <w:left w:val="nil"/>
+              <w:bottom w:val="nil"/>
+              <w:right w:val="nil"/>
+            </w:tcBorders>
+            <w:noWrap/>
+            <w:vAlign w:val="center"/>
+          </w:tcPr>
+          <w:p>
+            <w:pPr>
+              <w:jc w:val="center"/>
+              <w:rPr>
+                <w:rFonts w:ascii="Calibri" w:hAnsi="Calibri" w:cs="Calibri"/>
+                <w:color w:val="000000"/>
+                <w:sz w:val="22"/>
+                <w:szCs w:val="22"/>
+              </w:rPr>
+            </w:pPr>
+          </w:p>
+        </w:tc>
+        <w:tc>
+          <w:tcPr>
+            <w:tcW w:w="2021" w:type="pct"/>
+            <w:tcBorders>
+              <w:top w:val="nil"/>
+              <w:left w:val="nil"/>
+              <w:bottom w:val="nil"/>
+              <w:right w:val="nil"/>
+            </w:tcBorders>
+            <w:noWrap/>
+            <w:vAlign w:val="center"/>
+          </w:tcPr>
+          <w:p>
+            <w:pPr>
+              <w:ind w:left="-105" w:hanging="29"/>
+              <w:jc w:val="left"/>
+              <w:rPr>
+                <w:rFonts w:ascii="Calibri" w:hAnsi="Calibri" w:cs="Calibri"/>
+                <w:color w:val="000000"/>
+                <w:sz w:val="22"/>
+                <w:szCs w:val="22"/>
+              </w:rPr>
+            </w:pPr>
+          </w:p>
+        </w:tc>
+        <w:tc>
+          <w:tcPr>
+            <w:tcW w:w="1387" w:type="pct"/>
+            <w:tcBorders>
+              <w:top w:val="nil"/>
+              <w:left w:val="nil"/>
+              <w:bottom w:val="nil"/>
+              <w:right w:val="nil"/>
+            </w:tcBorders>
+            <w:noWrap/>
+            <w:vAlign w:val="center"/>
+          </w:tcPr>
+          <w:p>
+            <w:pPr>
+              <w:ind w:left="-111"/>
+              <w:jc w:val="left"/>
+              <w:rPr>
+                <w:rFonts w:ascii="Calibri" w:hAnsi="Calibri" w:cs="Calibri"/>
+                <w:color w:val="000000"/>
+                <w:sz w:val="22"/>
+                <w:szCs w:val="22"/>
+              </w:rPr>
+            </w:pPr>
+          </w:p>
+        </w:tc>
+      </w:tr>
+    </w:tbl>
+    <w:p/>
+    <w:tbl>
+      <w:tblPr>
+        <w:tblW w:w="5000" w:type="pct"/>
+        <w:jc w:val="center"/>
+        <w:tblLook w:val="04A0" w:firstRow="1" w:lastRow="0" w:firstColumn="1" w:lastColumn="0" w:noHBand="0" w:noVBand="1"/>
+      </w:tblPr>
+      <w:tblGrid>
+        <w:gridCol w:w="9475"/>
+      </w:tblGrid>
+      <w:tr>
+        <w:trPr>
+          <w:jc w:val="center"/>
+        </w:trPr>
+        <w:tc>
+          <w:tcPr>
+            <w:tcW w:w="5000" w:type="pct"/>
+            <w:shd w:val="clear" w:color="auto" w:fill="000000"/>
+            <w:vAlign w:val="center"/>
+          </w:tcPr>
+          <w:p>
+            <w:pPr>
+              <w:spacing w:before="60" w:after="60"/>
+              <w:jc w:val="center"/>
+            </w:pPr>
+            <w:r>
+              <w:rPr>
+                <w:rFonts w:ascii="Calibri" w:hAnsi="Calibri" w:cs="Calibri"/>
+                <w:b/>
+                <w:color w:val="FFFFFF"/>
+              </w:rPr>
+              <w:t>CAREER HISTORY</w:t>
+            </w:r>
+          </w:p>
+        </w:tc>
+      </w:tr>
+    </w:tbl>
     <w:p>
       <w:pPr>
-        <w:spacing w:after="200"/>
         <w:rPr>
           <w:rFonts w:ascii="Calibri" w:hAnsi="Calibri" w:cs="Calibri"/>
           <w:color w:val="000000"/>
@@ -348,782 +1104,6 @@
                 <w:b/>
                 <w:color w:val="FFFFFF"/>
               </w:rPr>
-              <w:t>SUMMARY OF EMPLOYMENT</w:t>
-            </w:r>
-          </w:p>
-        </w:tc>
-      </w:tr>
-    </w:tbl>
-    <w:p>
-      <w:pPr>
-        <w:spacing w:after="120"/>
-      </w:pPr>
-    </w:p>
-    <w:tbl>
-      <w:tblPr>
-        <w:tblW w:w="5069" w:type="pct"/>
-        <w:tblLook w:val="04A0" w:firstRow="1" w:lastRow="0" w:firstColumn="1" w:lastColumn="0" w:noHBand="0" w:noVBand="1"/>
-      </w:tblPr>
-      <w:tblGrid>
-        <w:gridCol w:w="962"/>
-        <w:gridCol w:w="438"/>
-        <w:gridCol w:w="1341"/>
-        <w:gridCol w:w="38"/>
-        <w:gridCol w:w="3883"/>
-        <w:gridCol w:w="2665"/>
-        <w:gridCol w:w="279"/>
-      </w:tblGrid>
-      <w:tr>
-        <w:tc>
-          <w:tcPr>
-            <w:tcW w:w="729" w:type="pct"/>
-            <w:gridSpan w:val="2"/>
-            <w:shd w:val="clear" w:color="auto" w:fill="F2F2F2"/>
-            <w:vAlign w:val="center"/>
-          </w:tcPr>
-          <w:p>
-            <w:pPr>
-              <w:spacing w:before="40" w:after="40"/>
-              <w:rPr>
-                <w:rFonts w:ascii="Calibri" w:hAnsi="Calibri" w:cs="Calibri"/>
-                <w:b/>
-                <w:color w:val="000000"/>
-                <w:lang w:val="en-GB"/>
-              </w:rPr>
-            </w:pPr>
-            <w:r>
-              <w:rPr>
-                <w:rFonts w:ascii="Calibri" w:hAnsi="Calibri" w:cs="Calibri"/>
-                <w:b/>
-                <w:color w:val="000000"/>
-                <w:lang w:val="en-GB"/>
-              </w:rPr>
-              <w:t>FROM</w:t>
-            </w:r>
-          </w:p>
-        </w:tc>
-        <w:tc>
-          <w:tcPr>
-            <w:tcW w:w="698" w:type="pct"/>
-            <w:shd w:val="clear" w:color="auto" w:fill="F2F2F2"/>
-            <w:vAlign w:val="center"/>
-          </w:tcPr>
-          <w:p>
-            <w:pPr>
-              <w:spacing w:before="40" w:after="40"/>
-              <w:rPr>
-                <w:rFonts w:ascii="Calibri" w:hAnsi="Calibri" w:cs="Calibri"/>
-                <w:b/>
-                <w:color w:val="000000"/>
-                <w:lang w:val="en-GB"/>
-              </w:rPr>
-            </w:pPr>
-            <w:r>
-              <w:rPr>
-                <w:rFonts w:ascii="Calibri" w:hAnsi="Calibri" w:cs="Calibri"/>
-                <w:b/>
-                <w:color w:val="000000"/>
-                <w:lang w:val="en-GB"/>
-              </w:rPr>
-              <w:t>TO</w:t>
-            </w:r>
-          </w:p>
-        </w:tc>
-        <w:tc>
-          <w:tcPr>
-            <w:tcW w:w="2040" w:type="pct"/>
-            <w:gridSpan w:val="2"/>
-            <w:shd w:val="clear" w:color="auto" w:fill="F2F2F2"/>
-            <w:vAlign w:val="center"/>
-          </w:tcPr>
-          <w:p>
-            <w:pPr>
-              <w:spacing w:before="40" w:after="40"/>
-              <w:ind w:left="-112" w:firstLine="46"/>
-              <w:rPr>
-                <w:rFonts w:ascii="Calibri" w:hAnsi="Calibri" w:cs="Calibri"/>
-                <w:b/>
-                <w:color w:val="000000"/>
-                <w:lang w:val="en-GB"/>
-              </w:rPr>
-            </w:pPr>
-            <w:r>
-              <w:rPr>
-                <w:rFonts w:ascii="Calibri" w:hAnsi="Calibri" w:cs="Calibri"/>
-                <w:b/>
-                <w:color w:val="000000"/>
-                <w:lang w:val="en-GB"/>
-              </w:rPr>
-              <w:t xml:space="preserve">     </w:t>
-            </w:r>
-            <w:r>
-              <w:rPr>
-                <w:rFonts w:ascii="Calibri" w:hAnsi="Calibri" w:cs="Calibri"/>
-                <w:b/>
-                <w:color w:val="000000"/>
-                <w:lang w:val="en-GB"/>
-              </w:rPr>
-              <w:t>COMPANY NAME</w:t>
-            </w:r>
-          </w:p>
-        </w:tc>
-        <w:tc>
-          <w:tcPr>
-            <w:tcW w:w="1532" w:type="pct"/>
-            <w:gridSpan w:val="2"/>
-            <w:shd w:val="clear" w:color="auto" w:fill="F2F2F2"/>
-            <w:vAlign w:val="center"/>
-          </w:tcPr>
-          <w:p>
-            <w:pPr>
-              <w:spacing w:before="40" w:after="40"/>
-              <w:ind w:left="-111"/>
-              <w:rPr>
-                <w:rFonts w:ascii="Calibri" w:hAnsi="Calibri" w:cs="Calibri"/>
-                <w:b/>
-                <w:color w:val="000000"/>
-                <w:lang w:val="en-GB"/>
-              </w:rPr>
-            </w:pPr>
-            <w:r>
-              <w:rPr>
-                <w:rFonts w:ascii="Calibri" w:hAnsi="Calibri" w:cs="Calibri"/>
-                <w:b/>
-                <w:color w:val="000000"/>
-                <w:lang w:val="en-GB"/>
-              </w:rPr>
-              <w:t xml:space="preserve">  </w:t>
-            </w:r>
-            <w:r>
-              <w:rPr>
-                <w:rFonts w:ascii="Calibri" w:hAnsi="Calibri" w:cs="Calibri"/>
-                <w:b/>
-                <w:color w:val="000000"/>
-                <w:lang w:val="en-GB"/>
-              </w:rPr>
-              <w:t>POSITION</w:t>
-            </w:r>
-          </w:p>
-        </w:tc>
-      </w:tr>
-      <w:tr>
-        <w:trPr>
-          <w:gridAfter w:val="1"/>
-          <w:wAfter w:w="145" w:type="pct"/>
-          <w:trHeight w:val="290"/>
-        </w:trPr>
-        <w:tc>
-          <w:tcPr>
-            <w:tcW w:w="501" w:type="pct"/>
-            <w:tcBorders>
-              <w:top w:val="nil"/>
-              <w:left w:val="nil"/>
-              <w:bottom w:val="nil"/>
-              <w:right w:val="nil"/>
-            </w:tcBorders>
-            <w:noWrap/>
-            <w:vAlign w:val="center"/>
-          </w:tcPr>
-          <w:p>
-            <w:pPr>
-              <w:jc w:val="center"/>
-              <w:rPr>
-                <w:rFonts w:ascii="Calibri" w:hAnsi="Calibri" w:cs="Calibri"/>
-                <w:color w:val="000000"/>
-                <w:sz w:val="22"/>
-                <w:szCs w:val="22"/>
-              </w:rPr>
-            </w:pPr>
-          </w:p>
-        </w:tc>
-        <w:tc>
-          <w:tcPr>
-            <w:tcW w:w="946" w:type="pct"/>
-            <w:gridSpan w:val="3"/>
-            <w:tcBorders>
-              <w:top w:val="nil"/>
-              <w:left w:val="nil"/>
-              <w:bottom w:val="nil"/>
-              <w:right w:val="nil"/>
-            </w:tcBorders>
-            <w:noWrap/>
-            <w:vAlign w:val="center"/>
-          </w:tcPr>
-          <w:p>
-            <w:pPr>
-              <w:jc w:val="center"/>
-              <w:rPr>
-                <w:rFonts w:ascii="Calibri" w:hAnsi="Calibri" w:cs="Calibri"/>
-                <w:color w:val="000000"/>
-                <w:sz w:val="22"/>
-                <w:szCs w:val="22"/>
-              </w:rPr>
-            </w:pPr>
-          </w:p>
-        </w:tc>
-        <w:tc>
-          <w:tcPr>
-            <w:tcW w:w="2021" w:type="pct"/>
-            <w:tcBorders>
-              <w:top w:val="nil"/>
-              <w:left w:val="nil"/>
-              <w:bottom w:val="nil"/>
-              <w:right w:val="nil"/>
-            </w:tcBorders>
-            <w:noWrap/>
-            <w:vAlign w:val="center"/>
-          </w:tcPr>
-          <w:p>
-            <w:pPr>
-              <w:ind w:left="-105"/>
-              <w:jc w:val="left"/>
-              <w:rPr>
-                <w:rFonts w:ascii="Calibri" w:hAnsi="Calibri" w:cs="Calibri"/>
-                <w:color w:val="000000"/>
-                <w:sz w:val="22"/>
-                <w:szCs w:val="22"/>
-              </w:rPr>
-            </w:pPr>
-          </w:p>
-        </w:tc>
-        <w:tc>
-          <w:tcPr>
-            <w:tcW w:w="1387" w:type="pct"/>
-            <w:tcBorders>
-              <w:top w:val="nil"/>
-              <w:left w:val="nil"/>
-              <w:bottom w:val="nil"/>
-              <w:right w:val="nil"/>
-            </w:tcBorders>
-            <w:noWrap/>
-            <w:vAlign w:val="center"/>
-          </w:tcPr>
-          <w:p>
-            <w:pPr>
-              <w:ind w:left="-111"/>
-              <w:jc w:val="left"/>
-              <w:rPr>
-                <w:rFonts w:ascii="Calibri" w:hAnsi="Calibri" w:cs="Calibri"/>
-                <w:color w:val="000000"/>
-                <w:sz w:val="22"/>
-                <w:szCs w:val="22"/>
-              </w:rPr>
-            </w:pPr>
-          </w:p>
-        </w:tc>
-      </w:tr>
-      <w:tr>
-        <w:trPr>
-          <w:gridAfter w:val="1"/>
-          <w:wAfter w:w="145" w:type="pct"/>
-          <w:trHeight w:val="290"/>
-        </w:trPr>
-        <w:tc>
-          <w:tcPr>
-            <w:tcW w:w="501" w:type="pct"/>
-            <w:tcBorders>
-              <w:top w:val="nil"/>
-              <w:left w:val="nil"/>
-              <w:bottom w:val="nil"/>
-              <w:right w:val="nil"/>
-            </w:tcBorders>
-            <w:noWrap/>
-            <w:vAlign w:val="center"/>
-          </w:tcPr>
-          <w:p>
-            <w:pPr>
-              <w:jc w:val="center"/>
-              <w:rPr>
-                <w:rFonts w:ascii="Calibri" w:hAnsi="Calibri" w:cs="Calibri"/>
-                <w:color w:val="000000"/>
-                <w:sz w:val="22"/>
-                <w:szCs w:val="22"/>
-              </w:rPr>
-            </w:pPr>
-          </w:p>
-        </w:tc>
-        <w:tc>
-          <w:tcPr>
-            <w:tcW w:w="946" w:type="pct"/>
-            <w:gridSpan w:val="3"/>
-            <w:tcBorders>
-              <w:top w:val="nil"/>
-              <w:left w:val="nil"/>
-              <w:bottom w:val="nil"/>
-              <w:right w:val="nil"/>
-            </w:tcBorders>
-            <w:noWrap/>
-            <w:vAlign w:val="center"/>
-          </w:tcPr>
-          <w:p>
-            <w:pPr>
-              <w:jc w:val="center"/>
-              <w:rPr>
-                <w:rFonts w:ascii="Calibri" w:hAnsi="Calibri" w:cs="Calibri"/>
-                <w:color w:val="000000"/>
-                <w:sz w:val="22"/>
-                <w:szCs w:val="22"/>
-              </w:rPr>
-            </w:pPr>
-          </w:p>
-        </w:tc>
-        <w:tc>
-          <w:tcPr>
-            <w:tcW w:w="2021" w:type="pct"/>
-            <w:tcBorders>
-              <w:top w:val="nil"/>
-              <w:left w:val="nil"/>
-              <w:bottom w:val="nil"/>
-              <w:right w:val="nil"/>
-            </w:tcBorders>
-            <w:noWrap/>
-            <w:vAlign w:val="center"/>
-          </w:tcPr>
-          <w:p>
-            <w:pPr>
-              <w:jc w:val="left"/>
-              <w:rPr>
-                <w:rFonts w:ascii="Calibri" w:hAnsi="Calibri" w:cs="Calibri"/>
-                <w:color w:val="000000"/>
-                <w:sz w:val="22"/>
-                <w:szCs w:val="22"/>
-              </w:rPr>
-            </w:pPr>
-          </w:p>
-        </w:tc>
-        <w:tc>
-          <w:tcPr>
-            <w:tcW w:w="1387" w:type="pct"/>
-            <w:tcBorders>
-              <w:top w:val="nil"/>
-              <w:left w:val="nil"/>
-              <w:bottom w:val="nil"/>
-              <w:right w:val="nil"/>
-            </w:tcBorders>
-            <w:noWrap/>
-            <w:vAlign w:val="center"/>
-          </w:tcPr>
-          <w:p>
-            <w:pPr>
-              <w:ind w:left="-111"/>
-              <w:jc w:val="left"/>
-              <w:rPr>
-                <w:rFonts w:ascii="Calibri" w:hAnsi="Calibri" w:cs="Calibri"/>
-                <w:color w:val="000000"/>
-                <w:sz w:val="22"/>
-                <w:szCs w:val="22"/>
-              </w:rPr>
-            </w:pPr>
-          </w:p>
-        </w:tc>
-      </w:tr>
-      <w:tr>
-        <w:trPr>
-          <w:gridAfter w:val="1"/>
-          <w:wAfter w:w="145" w:type="pct"/>
-          <w:trHeight w:val="290"/>
-        </w:trPr>
-        <w:tc>
-          <w:tcPr>
-            <w:tcW w:w="501" w:type="pct"/>
-            <w:tcBorders>
-              <w:top w:val="nil"/>
-              <w:left w:val="nil"/>
-              <w:bottom w:val="nil"/>
-              <w:right w:val="nil"/>
-            </w:tcBorders>
-            <w:noWrap/>
-            <w:vAlign w:val="center"/>
-          </w:tcPr>
-          <w:p>
-            <w:pPr>
-              <w:jc w:val="center"/>
-              <w:rPr>
-                <w:rFonts w:ascii="Calibri" w:hAnsi="Calibri" w:cs="Calibri"/>
-                <w:color w:val="000000"/>
-                <w:sz w:val="22"/>
-                <w:szCs w:val="22"/>
-              </w:rPr>
-            </w:pPr>
-          </w:p>
-        </w:tc>
-        <w:tc>
-          <w:tcPr>
-            <w:tcW w:w="946" w:type="pct"/>
-            <w:gridSpan w:val="3"/>
-            <w:tcBorders>
-              <w:top w:val="nil"/>
-              <w:left w:val="nil"/>
-              <w:bottom w:val="nil"/>
-              <w:right w:val="nil"/>
-            </w:tcBorders>
-            <w:noWrap/>
-            <w:vAlign w:val="center"/>
-          </w:tcPr>
-          <w:p>
-            <w:pPr>
-              <w:jc w:val="center"/>
-              <w:rPr>
-                <w:rFonts w:ascii="Calibri" w:hAnsi="Calibri" w:cs="Calibri"/>
-                <w:color w:val="000000"/>
-                <w:sz w:val="22"/>
-                <w:szCs w:val="22"/>
-              </w:rPr>
-            </w:pPr>
-          </w:p>
-        </w:tc>
-        <w:tc>
-          <w:tcPr>
-            <w:tcW w:w="2021" w:type="pct"/>
-            <w:tcBorders>
-              <w:top w:val="nil"/>
-              <w:left w:val="nil"/>
-              <w:bottom w:val="nil"/>
-              <w:right w:val="nil"/>
-            </w:tcBorders>
-            <w:noWrap/>
-            <w:vAlign w:val="center"/>
-          </w:tcPr>
-          <w:p>
-            <w:pPr>
-              <w:ind w:left="-105" w:hanging="29"/>
-              <w:jc w:val="left"/>
-              <w:rPr>
-                <w:rFonts w:ascii="Calibri" w:hAnsi="Calibri" w:cs="Calibri"/>
-                <w:color w:val="000000"/>
-                <w:sz w:val="22"/>
-                <w:szCs w:val="22"/>
-              </w:rPr>
-            </w:pPr>
-          </w:p>
-        </w:tc>
-        <w:tc>
-          <w:tcPr>
-            <w:tcW w:w="1387" w:type="pct"/>
-            <w:tcBorders>
-              <w:top w:val="nil"/>
-              <w:left w:val="nil"/>
-              <w:bottom w:val="nil"/>
-              <w:right w:val="nil"/>
-            </w:tcBorders>
-            <w:noWrap/>
-            <w:vAlign w:val="center"/>
-          </w:tcPr>
-          <w:p>
-            <w:pPr>
-              <w:ind w:left="-111"/>
-              <w:jc w:val="left"/>
-              <w:rPr>
-                <w:rFonts w:ascii="Calibri" w:hAnsi="Calibri" w:cs="Calibri"/>
-                <w:color w:val="000000"/>
-                <w:sz w:val="22"/>
-                <w:szCs w:val="22"/>
-              </w:rPr>
-            </w:pPr>
-          </w:p>
-        </w:tc>
-      </w:tr>
-      <w:tr>
-        <w:trPr>
-          <w:gridAfter w:val="1"/>
-          <w:wAfter w:w="145" w:type="pct"/>
-          <w:trHeight w:val="290"/>
-        </w:trPr>
-        <w:tc>
-          <w:tcPr>
-            <w:tcW w:w="501" w:type="pct"/>
-            <w:tcBorders>
-              <w:top w:val="nil"/>
-              <w:left w:val="nil"/>
-              <w:bottom w:val="nil"/>
-              <w:right w:val="nil"/>
-            </w:tcBorders>
-            <w:noWrap/>
-            <w:vAlign w:val="center"/>
-          </w:tcPr>
-          <w:p>
-            <w:pPr>
-              <w:jc w:val="center"/>
-              <w:rPr>
-                <w:rFonts w:ascii="Calibri" w:hAnsi="Calibri" w:cs="Calibri"/>
-                <w:color w:val="000000"/>
-                <w:sz w:val="22"/>
-                <w:szCs w:val="22"/>
-              </w:rPr>
-            </w:pPr>
-          </w:p>
-        </w:tc>
-        <w:tc>
-          <w:tcPr>
-            <w:tcW w:w="946" w:type="pct"/>
-            <w:gridSpan w:val="3"/>
-            <w:tcBorders>
-              <w:top w:val="nil"/>
-              <w:left w:val="nil"/>
-              <w:bottom w:val="nil"/>
-              <w:right w:val="nil"/>
-            </w:tcBorders>
-            <w:noWrap/>
-            <w:vAlign w:val="center"/>
-          </w:tcPr>
-          <w:p>
-            <w:pPr>
-              <w:jc w:val="center"/>
-              <w:rPr>
-                <w:rFonts w:ascii="Calibri" w:hAnsi="Calibri" w:cs="Calibri"/>
-                <w:color w:val="000000"/>
-                <w:sz w:val="22"/>
-                <w:szCs w:val="22"/>
-              </w:rPr>
-            </w:pPr>
-          </w:p>
-        </w:tc>
-        <w:tc>
-          <w:tcPr>
-            <w:tcW w:w="2021" w:type="pct"/>
-            <w:tcBorders>
-              <w:top w:val="nil"/>
-              <w:left w:val="nil"/>
-              <w:bottom w:val="nil"/>
-              <w:right w:val="nil"/>
-            </w:tcBorders>
-            <w:noWrap/>
-            <w:vAlign w:val="center"/>
-          </w:tcPr>
-          <w:p>
-            <w:pPr>
-              <w:ind w:left="-105" w:hanging="29"/>
-              <w:jc w:val="left"/>
-              <w:rPr>
-                <w:rFonts w:ascii="Calibri" w:hAnsi="Calibri" w:cs="Calibri"/>
-                <w:color w:val="000000"/>
-                <w:sz w:val="22"/>
-                <w:szCs w:val="22"/>
-              </w:rPr>
-            </w:pPr>
-          </w:p>
-        </w:tc>
-        <w:tc>
-          <w:tcPr>
-            <w:tcW w:w="1387" w:type="pct"/>
-            <w:tcBorders>
-              <w:top w:val="nil"/>
-              <w:left w:val="nil"/>
-              <w:bottom w:val="nil"/>
-              <w:right w:val="nil"/>
-            </w:tcBorders>
-            <w:noWrap/>
-            <w:vAlign w:val="center"/>
-          </w:tcPr>
-          <w:p>
-            <w:pPr>
-              <w:ind w:left="-111"/>
-              <w:jc w:val="left"/>
-              <w:rPr>
-                <w:rFonts w:ascii="Calibri" w:hAnsi="Calibri" w:cs="Calibri"/>
-                <w:color w:val="000000"/>
-                <w:sz w:val="22"/>
-                <w:szCs w:val="22"/>
-              </w:rPr>
-            </w:pPr>
-          </w:p>
-        </w:tc>
-      </w:tr>
-      <w:tr>
-        <w:trPr>
-          <w:gridAfter w:val="1"/>
-          <w:wAfter w:w="145" w:type="pct"/>
-          <w:trHeight w:val="290"/>
-        </w:trPr>
-        <w:tc>
-          <w:tcPr>
-            <w:tcW w:w="501" w:type="pct"/>
-            <w:tcBorders>
-              <w:top w:val="nil"/>
-              <w:left w:val="nil"/>
-              <w:bottom w:val="nil"/>
-              <w:right w:val="nil"/>
-            </w:tcBorders>
-            <w:noWrap/>
-            <w:vAlign w:val="center"/>
-          </w:tcPr>
-          <w:p>
-            <w:pPr>
-              <w:jc w:val="center"/>
-              <w:rPr>
-                <w:rFonts w:ascii="Calibri" w:hAnsi="Calibri" w:cs="Calibri"/>
-                <w:color w:val="000000"/>
-                <w:sz w:val="22"/>
-                <w:szCs w:val="22"/>
-              </w:rPr>
-            </w:pPr>
-          </w:p>
-        </w:tc>
-        <w:tc>
-          <w:tcPr>
-            <w:tcW w:w="946" w:type="pct"/>
-            <w:gridSpan w:val="3"/>
-            <w:tcBorders>
-              <w:top w:val="nil"/>
-              <w:left w:val="nil"/>
-              <w:bottom w:val="nil"/>
-              <w:right w:val="nil"/>
-            </w:tcBorders>
-            <w:noWrap/>
-            <w:vAlign w:val="center"/>
-          </w:tcPr>
-          <w:p>
-            <w:pPr>
-              <w:jc w:val="center"/>
-              <w:rPr>
-                <w:rFonts w:ascii="Calibri" w:hAnsi="Calibri" w:cs="Calibri"/>
-                <w:color w:val="000000"/>
-                <w:sz w:val="22"/>
-                <w:szCs w:val="22"/>
-              </w:rPr>
-            </w:pPr>
-          </w:p>
-        </w:tc>
-        <w:tc>
-          <w:tcPr>
-            <w:tcW w:w="2021" w:type="pct"/>
-            <w:tcBorders>
-              <w:top w:val="nil"/>
-              <w:left w:val="nil"/>
-              <w:bottom w:val="nil"/>
-              <w:right w:val="nil"/>
-            </w:tcBorders>
-            <w:noWrap/>
-            <w:vAlign w:val="center"/>
-          </w:tcPr>
-          <w:p>
-            <w:pPr>
-              <w:ind w:left="-105" w:hanging="29"/>
-              <w:jc w:val="left"/>
-              <w:rPr>
-                <w:rFonts w:ascii="Calibri" w:hAnsi="Calibri" w:cs="Calibri"/>
-                <w:color w:val="000000"/>
-                <w:sz w:val="22"/>
-                <w:szCs w:val="22"/>
-              </w:rPr>
-            </w:pPr>
-          </w:p>
-        </w:tc>
-        <w:tc>
-          <w:tcPr>
-            <w:tcW w:w="1387" w:type="pct"/>
-            <w:tcBorders>
-              <w:top w:val="nil"/>
-              <w:left w:val="nil"/>
-              <w:bottom w:val="nil"/>
-              <w:right w:val="nil"/>
-            </w:tcBorders>
-            <w:noWrap/>
-            <w:vAlign w:val="center"/>
-          </w:tcPr>
-          <w:p>
-            <w:pPr>
-              <w:ind w:left="-111"/>
-              <w:jc w:val="left"/>
-              <w:rPr>
-                <w:rFonts w:ascii="Calibri" w:hAnsi="Calibri" w:cs="Calibri"/>
-                <w:color w:val="000000"/>
-                <w:sz w:val="22"/>
-                <w:szCs w:val="22"/>
-              </w:rPr>
-            </w:pPr>
-          </w:p>
-        </w:tc>
-      </w:tr>
-    </w:tbl>
-    <w:p>
-      <w:pPr>
-        <w:spacing w:after="200"/>
-      </w:pPr>
-    </w:p>
-    <w:tbl>
-      <w:tblPr>
-        <w:tblW w:w="5000" w:type="pct"/>
-        <w:jc w:val="center"/>
-        <w:tblLook w:val="04A0" w:firstRow="1" w:lastRow="0" w:firstColumn="1" w:lastColumn="0" w:noHBand="0" w:noVBand="1"/>
-      </w:tblPr>
-      <w:tblGrid>
-        <w:gridCol w:w="9475"/>
-      </w:tblGrid>
-      <w:tr>
-        <w:trPr>
-          <w:jc w:val="center"/>
-        </w:trPr>
-        <w:tc>
-          <w:tcPr>
-            <w:tcW w:w="5000" w:type="pct"/>
-            <w:shd w:val="clear" w:color="auto" w:fill="000000"/>
-            <w:vAlign w:val="center"/>
-          </w:tcPr>
-          <w:p>
-            <w:pPr>
-              <w:spacing w:before="60" w:after="60"/>
-              <w:jc w:val="center"/>
-            </w:pPr>
-            <w:r>
-              <w:rPr>
-                <w:rFonts w:ascii="Calibri" w:hAnsi="Calibri" w:cs="Calibri"/>
-                <w:b/>
-                <w:color w:val="FFFFFF"/>
-              </w:rPr>
-              <w:t>CAREER HISTORY</w:t>
-            </w:r>
-          </w:p>
-        </w:tc>
-      </w:tr>
-    </w:tbl>
-    <w:p>
-      <w:pPr>
-        <w:spacing w:after="120"/>
-      </w:pPr>
-    </w:p>
-    <w:p>
-      <w:pPr>
-        <w:spacing w:after="150"/>
-        <w:rPr>
-          <w:rFonts w:ascii="Calibri" w:hAnsi="Calibri" w:cs="Calibri"/>
-          <w:color w:val="000000"/>
-          <w:sz w:val="22"/>
-          <w:szCs w:val="22"/>
-          <w:lang w:val="en-GB"/>
-        </w:rPr>
-      </w:pPr>
-    </w:p>
-    <w:tbl>
-      <w:tblPr>
-        <w:tblW w:w="5000" w:type="pct"/>
-        <w:jc w:val="center"/>
-        <w:tblLook w:val="04A0" w:firstRow="1" w:lastRow="0" w:firstColumn="1" w:lastColumn="0" w:noHBand="0" w:noVBand="1"/>
-      </w:tblPr>
-      <w:tblGrid>
-        <w:gridCol w:w="9475"/>
-      </w:tblGrid>
-      <w:tr>
-        <w:trPr>
-          <w:jc w:val="center"/>
-        </w:trPr>
-        <w:tc>
-          <w:tcPr>
-            <w:tcW w:w="5000" w:type="pct"/>
-            <w:shd w:val="clear" w:color="auto" w:fill="000000"/>
-            <w:vAlign w:val="center"/>
-          </w:tcPr>
-          <w:p>
-            <w:pPr>
-              <w:spacing w:before="60" w:after="60"/>
-              <w:jc w:val="center"/>
-            </w:pPr>
-            <w:r>
-              <w:rPr>
-                <w:rFonts w:ascii="Calibri" w:hAnsi="Calibri" w:cs="Calibri"/>
-                <w:b/>
-                <w:color w:val="FFFFFF"/>
-              </w:rPr>
               <w:t>EDUCATION &amp; SKILLS</w:t>
             </w:r>
           </w:p>
@@ -1132,12 +1112,6 @@
     </w:tbl>
     <w:p>
       <w:pPr>
-        <w:spacing w:after="120"/>
-      </w:pPr>
-    </w:p>
-    <w:p>
-      <w:pPr>
-        <w:spacing w:after="200"/>
         <w:rPr>
           <w:rFonts w:ascii="Calibri" w:hAnsi="Calibri" w:cs="Calibri"/>
           <w:color w:val="000000"/>
